--- a/Works/2.Business Process Document.docx
+++ b/Works/2.Business Process Document.docx
@@ -55,7 +55,7 @@
           <w:szCs w:val="32"/>
           <w:rtl w:val="0"/>
         </w:rPr>
-        <w:t xml:space="preserve">[Project Name]</w:t>
+        <w:t xml:space="preserve">DocExtract</w:t>
       </w:r>
     </w:p>
     <w:p>
@@ -132,7 +132,7 @@
           <w:szCs w:val="28"/>
           <w:rtl w:val="0"/>
         </w:rPr>
-        <w:t xml:space="preserve">Version 1.0  |  [DD/MM/YYYY]  |  [Department]</w:t>
+        <w:t xml:space="preserve">Version 1.0  |  08/07/2026  |  Software Engineering</w:t>
       </w:r>
       <w:r>
         <w:rPr>
@@ -399,7 +399,7 @@
                 <w:szCs w:val="24"/>
                 <w:rtl w:val="0"/>
               </w:rPr>
-              <w:t xml:space="preserve">[Project Name]</w:t>
+              <w:t xml:space="preserve">DocExtract</w:t>
             </w:r>
           </w:p>
         </w:tc>
@@ -467,7 +467,7 @@
                 <w:szCs w:val="24"/>
                 <w:rtl w:val="0"/>
               </w:rPr>
-              <w:t xml:space="preserve">[DD/MM/YYYY]</w:t>
+              <w:t xml:space="preserve">08/07/2026</w:t>
             </w:r>
           </w:p>
         </w:tc>
@@ -677,7 +677,7 @@
                 <w:szCs w:val="24"/>
                 <w:rtl w:val="0"/>
               </w:rPr>
-              <w:t xml:space="preserve">[Author Name]</w:t>
+              <w:t xml:space="preserve">DocExtract Project Team (Fazza, Fadhil, Gifari, Yazid)</w:t>
             </w:r>
           </w:p>
         </w:tc>
@@ -811,7 +811,7 @@
                 <w:szCs w:val="24"/>
                 <w:rtl w:val="0"/>
               </w:rPr>
-              <w:t xml:space="preserve">[Reviewer Name]</w:t>
+              <w:t xml:space="preserve">Course Supervisor</w:t>
             </w:r>
           </w:p>
         </w:tc>
@@ -945,7 +945,7 @@
                 <w:szCs w:val="24"/>
                 <w:rtl w:val="0"/>
               </w:rPr>
-              <w:t xml:space="preserve">[Approver Name]</w:t>
+              <w:t xml:space="preserve">Course Supervisor</w:t>
             </w:r>
           </w:p>
         </w:tc>
@@ -1079,7 +1079,7 @@
                 <w:szCs w:val="24"/>
                 <w:rtl w:val="0"/>
               </w:rPr>
-              <w:t xml:space="preserve">[Department / Division]</w:t>
+              <w:t xml:space="preserve">Software Engineering / Informatics</w:t>
             </w:r>
           </w:p>
         </w:tc>
@@ -1213,7 +1213,7 @@
                 <w:szCs w:val="24"/>
                 <w:rtl w:val="0"/>
               </w:rPr>
-              <w:t xml:space="preserve">Draft / Review / Approved</w:t>
+              <w:t xml:space="preserve">Draft</w:t>
             </w:r>
           </w:p>
         </w:tc>
@@ -2544,14 +2544,12 @@
       <w:r>
         <w:rPr>
           <w:rFonts w:ascii="Times New Roman" w:cs="Times New Roman" w:eastAsia="Times New Roman" w:hAnsi="Times New Roman"/>
-          <w:i w:val="1"/>
-          <w:iCs w:val="1"/>
-          <w:color w:val="000000"/>
-          <w:sz w:val="24"/>
-          <w:szCs w:val="24"/>
-          <w:rtl w:val="0"/>
-        </w:rPr>
-        <w:t xml:space="preserve">Describe the purpose of this document. What business problem or need does this process address?</w:t>
+          <w:color w:val="000000"/>
+          <w:sz w:val="24"/>
+          <w:szCs w:val="24"/>
+          <w:rtl w:val="0"/>
+        </w:rPr>
+        <w:t xml:space="preserve">This document describes the business process automated by DocExtract, an Intelligent Document Processing system built for the Software Engineering final project. It explains how invoice, purchase order, and receipt data currently move through manual data entry, and how the DocExtract pipeline replaces that manual work with AI-assisted extraction, validation, human review, and export.</w:t>
       </w:r>
     </w:p>
     <w:p>
@@ -2608,14 +2606,12 @@
       <w:r>
         <w:rPr>
           <w:rFonts w:ascii="Times New Roman" w:cs="Times New Roman" w:eastAsia="Times New Roman" w:hAnsi="Times New Roman"/>
-          <w:i w:val="1"/>
-          <w:iCs w:val="1"/>
-          <w:color w:val="000000"/>
-          <w:sz w:val="24"/>
-          <w:szCs w:val="24"/>
-          <w:rtl w:val="0"/>
-        </w:rPr>
-        <w:t xml:space="preserve">Define what is included and excluded in this business process. Specify the business units, systems, and geographies covered.</w:t>
+          <w:color w:val="000000"/>
+          <w:sz w:val="24"/>
+          <w:szCs w:val="24"/>
+          <w:rtl w:val="0"/>
+        </w:rPr>
+        <w:t xml:space="preserve">This document covers the end-to-end handling of three document types — invoices, purchase orders, and receipts — from upload through data extraction, business-rule validation, human review and approval, to export as CSV/JSON and delivery to a downstream (mock) API. It applies to the finance/operations data-entry function and to the user, staff, and admin roles defined in the DocExtract system. Out of scope: contract documents, non-Indonesian-currency transactions, and integration with a live production ERP (a mock API stands in for this project).</w:t>
       </w:r>
     </w:p>
     <w:p>
@@ -2761,14 +2757,12 @@
       <w:r>
         <w:rPr>
           <w:rFonts w:ascii="Times New Roman" w:cs="Times New Roman" w:eastAsia="Times New Roman" w:hAnsi="Times New Roman"/>
-          <w:i w:val="1"/>
-          <w:iCs w:val="1"/>
-          <w:color w:val="000000"/>
-          <w:sz w:val="24"/>
-          <w:szCs w:val="24"/>
-          <w:rtl w:val="0"/>
-        </w:rPr>
-        <w:t xml:space="preserve">[Add additional objective here]</w:t>
+          <w:color w:val="000000"/>
+          <w:sz w:val="24"/>
+          <w:szCs w:val="24"/>
+          <w:rtl w:val="0"/>
+        </w:rPr>
+        <w:t xml:space="preserve">Demonstrate a working, locally-hosted AI pipeline (Qwen3-VL-4B via LM Studio) that reduces manual data-entry cost and time while keeping a human reviewer in the loop for quality control.</w:t>
       </w:r>
     </w:p>
     <w:p>
@@ -2825,14 +2819,12 @@
       <w:r>
         <w:rPr>
           <w:rFonts w:ascii="Times New Roman" w:cs="Times New Roman" w:eastAsia="Times New Roman" w:hAnsi="Times New Roman"/>
-          <w:i w:val="1"/>
-          <w:iCs w:val="1"/>
-          <w:color w:val="000000"/>
-          <w:sz w:val="24"/>
-          <w:szCs w:val="24"/>
-          <w:rtl w:val="0"/>
-        </w:rPr>
-        <w:t xml:space="preserve">List any assumptions made during process design, and any known constraints (technical, regulatory, organizational).</w:t>
+          <w:color w:val="000000"/>
+          <w:sz w:val="24"/>
+          <w:szCs w:val="24"/>
+          <w:rtl w:val="0"/>
+        </w:rPr>
+        <w:t xml:space="preserve">Assumptions: source documents are legible PDF/image scans of Indonesian invoices, purchase orders, and receipts; a staff reviewer is available to correct and approve flagged documents; the vision model and backend run on local hardware. Constraints: extraction accuracy depends on document image quality and correct handling of Indonesian dot-thousands number formatting; the model processes one document at a time on a 16GB-RAM MacBook M4 Air (no GPU cluster); authentication uses a lightweight session-token scheme suited to a course project rather than enterprise SSO.</w:t>
       </w:r>
     </w:p>
     <w:p>
@@ -2889,14 +2881,12 @@
       <w:r>
         <w:rPr>
           <w:rFonts w:ascii="Times New Roman" w:cs="Times New Roman" w:eastAsia="Times New Roman" w:hAnsi="Times New Roman"/>
-          <w:i w:val="1"/>
-          <w:iCs w:val="1"/>
-          <w:color w:val="000000"/>
-          <w:sz w:val="24"/>
-          <w:szCs w:val="24"/>
-          <w:rtl w:val="0"/>
-        </w:rPr>
-        <w:t xml:space="preserve">List related documents, standards, policies, or systems referenced in this document (e.g., BRD, SRS, Project Charter).</w:t>
+          <w:color w:val="000000"/>
+          <w:sz w:val="24"/>
+          <w:szCs w:val="24"/>
+          <w:rtl w:val="0"/>
+        </w:rPr>
+        <w:t xml:space="preserve">AI_Project4.pdf — original project brief (Intelligent Document Processing, Extraction &amp; Automation); CLAUDE.md — team technical decisions (tech stack and architecture); docs/PROJECT_SUMMARY.md — project summary and deliverable status; docs/BUSINESS_CASE.md — cost-benefit analysis (deliverable #6); backend/app/schemas.py and validation.py — extraction schema and validation rule definitions.</w:t>
       </w:r>
     </w:p>
     <w:p>
@@ -3001,14 +2991,12 @@
       <w:r>
         <w:rPr>
           <w:rFonts w:ascii="Times New Roman" w:cs="Times New Roman" w:eastAsia="Times New Roman" w:hAnsi="Times New Roman"/>
-          <w:i w:val="1"/>
-          <w:iCs w:val="1"/>
-          <w:color w:val="000000"/>
-          <w:sz w:val="24"/>
-          <w:szCs w:val="24"/>
-          <w:rtl w:val="0"/>
-        </w:rPr>
-        <w:t xml:space="preserve">Provide a high-level summary of the process. What triggers the process, what activities occur, and what is the final outcome?</w:t>
+          <w:color w:val="000000"/>
+          <w:sz w:val="24"/>
+          <w:szCs w:val="24"/>
+          <w:rtl w:val="0"/>
+        </w:rPr>
+        <w:t xml:space="preserve">The process is triggered when a user uploads a document (invoice, purchase order, or receipt) through the DocExtract web interface. The local vision model reads the document and returns structured data (vendor, dates, amounts, line items). Business-rule validation checks the extracted data for arithmetic and format errors and flags anything that needs attention. A staff reviewer inspects flagged documents, corrects any fields, and approves or rejects the record. Approved documents are exported as CSV/JSON and posted to a downstream mock API. The process ends when a document reaches an "approved" (exported) or "rejected" status.</w:t>
       </w:r>
     </w:p>
     <w:p>
@@ -3266,8 +3254,6 @@
               <w:jc w:val="left"/>
               <w:rPr>
                 <w:rFonts w:ascii="Times New Roman" w:cs="Times New Roman" w:eastAsia="Times New Roman" w:hAnsi="Times New Roman"/>
-                <w:i w:val="1"/>
-                <w:iCs w:val="1"/>
                 <w:color w:val="000000"/>
                 <w:sz w:val="24"/>
                 <w:szCs w:val="24"/>
@@ -3276,53 +3262,12 @@
             <w:r>
               <w:rPr>
                 <w:rFonts w:ascii="Times New Roman" w:cs="Times New Roman" w:eastAsia="Times New Roman" w:hAnsi="Times New Roman"/>
-                <w:i w:val="1"/>
-                <w:iCs w:val="1"/>
-                <w:color w:val="000000"/>
-                <w:sz w:val="24"/>
-                <w:szCs w:val="24"/>
-                <w:rtl w:val="0"/>
-              </w:rPr>
-              <w:t xml:space="preserve">[What triggers the start of this process? </w:t>
-            </w:r>
-          </w:p>
-          <w:p>
-            <w:pPr>
-              <w:keepNext w:val="0"/>
-              <w:keepLines w:val="0"/>
-              <w:pageBreakBefore w:val="0"/>
-              <w:widowControl w:val="0"/>
-              <w:pBdr>
-                <w:top w:space="0" w:sz="0" w:val="nil"/>
-                <w:left w:space="0" w:sz="0" w:val="nil"/>
-                <w:bottom w:space="0" w:sz="0" w:val="nil"/>
-                <w:right w:space="0" w:sz="0" w:val="nil"/>
-                <w:between w:space="0" w:sz="0" w:val="nil"/>
-              </w:pBdr>
-              <w:shd w:fill="auto" w:val="clear"/>
-              <w:spacing w:after="0" w:before="0" w:line="240" w:lineRule="auto"/>
-              <w:ind w:left="0" w:right="0" w:firstLine="0"/>
-              <w:jc w:val="left"/>
-              <w:rPr>
-                <w:rFonts w:ascii="Times New Roman" w:cs="Times New Roman" w:eastAsia="Times New Roman" w:hAnsi="Times New Roman"/>
-                <w:i w:val="1"/>
-                <w:iCs w:val="1"/>
-                <w:color w:val="000000"/>
-                <w:sz w:val="24"/>
-                <w:szCs w:val="24"/>
-              </w:rPr>
-            </w:pPr>
-            <w:r>
-              <w:rPr>
-                <w:rFonts w:ascii="Times New Roman" w:cs="Times New Roman" w:eastAsia="Times New Roman" w:hAnsi="Times New Roman"/>
-                <w:i w:val="1"/>
-                <w:iCs w:val="1"/>
-                <w:color w:val="000000"/>
-                <w:sz w:val="24"/>
-                <w:szCs w:val="24"/>
-                <w:rtl w:val="0"/>
-              </w:rPr>
-              <w:t xml:space="preserve">e.g., User submits a request form]</w:t>
+                <w:color w:val="000000"/>
+                <w:sz w:val="24"/>
+                <w:szCs w:val="24"/>
+                <w:rtl w:val="0"/>
+              </w:rPr>
+              <w:t xml:space="preserve">A user uploads a document (invoice, purchase order, or receipt) through the Upload page and selects its document type.</w:t>
             </w:r>
           </w:p>
         </w:tc>
@@ -3412,8 +3357,6 @@
               <w:jc w:val="left"/>
               <w:rPr>
                 <w:rFonts w:ascii="Times New Roman" w:cs="Times New Roman" w:eastAsia="Times New Roman" w:hAnsi="Times New Roman"/>
-                <w:i w:val="1"/>
-                <w:iCs w:val="1"/>
                 <w:color w:val="000000"/>
                 <w:sz w:val="24"/>
                 <w:szCs w:val="24"/>
@@ -3422,53 +3365,12 @@
             <w:r>
               <w:rPr>
                 <w:rFonts w:ascii="Times New Roman" w:cs="Times New Roman" w:eastAsia="Times New Roman" w:hAnsi="Times New Roman"/>
-                <w:i w:val="1"/>
-                <w:iCs w:val="1"/>
-                <w:color w:val="000000"/>
-                <w:sz w:val="24"/>
-                <w:szCs w:val="24"/>
-                <w:rtl w:val="0"/>
-              </w:rPr>
-              <w:t xml:space="preserve">[What marks the completion of the process?</w:t>
-            </w:r>
-          </w:p>
-          <w:p>
-            <w:pPr>
-              <w:keepNext w:val="0"/>
-              <w:keepLines w:val="0"/>
-              <w:pageBreakBefore w:val="0"/>
-              <w:widowControl w:val="0"/>
-              <w:pBdr>
-                <w:top w:space="0" w:sz="0" w:val="nil"/>
-                <w:left w:space="0" w:sz="0" w:val="nil"/>
-                <w:bottom w:space="0" w:sz="0" w:val="nil"/>
-                <w:right w:space="0" w:sz="0" w:val="nil"/>
-                <w:between w:space="0" w:sz="0" w:val="nil"/>
-              </w:pBdr>
-              <w:shd w:fill="auto" w:val="clear"/>
-              <w:spacing w:after="0" w:before="0" w:line="240" w:lineRule="auto"/>
-              <w:ind w:left="0" w:right="0" w:firstLine="0"/>
-              <w:jc w:val="left"/>
-              <w:rPr>
-                <w:rFonts w:ascii="Times New Roman" w:cs="Times New Roman" w:eastAsia="Times New Roman" w:hAnsi="Times New Roman"/>
-                <w:i w:val="1"/>
-                <w:iCs w:val="1"/>
-                <w:color w:val="000000"/>
-                <w:sz w:val="24"/>
-                <w:szCs w:val="24"/>
-              </w:rPr>
-            </w:pPr>
-            <w:r>
-              <w:rPr>
-                <w:rFonts w:ascii="Times New Roman" w:cs="Times New Roman" w:eastAsia="Times New Roman" w:hAnsi="Times New Roman"/>
-                <w:i w:val="1"/>
-                <w:iCs w:val="1"/>
-                <w:color w:val="000000"/>
-                <w:sz w:val="24"/>
-                <w:szCs w:val="24"/>
-                <w:rtl w:val="0"/>
-              </w:rPr>
-              <w:t xml:space="preserve">e.g., Approval notification sent]</w:t>
+                <w:color w:val="000000"/>
+                <w:sz w:val="24"/>
+                <w:szCs w:val="24"/>
+                <w:rtl w:val="0"/>
+              </w:rPr>
+              <w:t xml:space="preserve">The document is approved and exported (CSV/JSON + mock API), or rejected by a staff reviewer.</w:t>
             </w:r>
           </w:p>
         </w:tc>
@@ -3558,8 +3460,6 @@
               <w:jc w:val="left"/>
               <w:rPr>
                 <w:rFonts w:ascii="Times New Roman" w:cs="Times New Roman" w:eastAsia="Times New Roman" w:hAnsi="Times New Roman"/>
-                <w:i w:val="1"/>
-                <w:iCs w:val="1"/>
                 <w:color w:val="000000"/>
                 <w:sz w:val="24"/>
                 <w:szCs w:val="24"/>
@@ -3568,14 +3468,12 @@
             <w:r>
               <w:rPr>
                 <w:rFonts w:ascii="Times New Roman" w:cs="Times New Roman" w:eastAsia="Times New Roman" w:hAnsi="Times New Roman"/>
-                <w:i w:val="1"/>
-                <w:iCs w:val="1"/>
-                <w:color w:val="000000"/>
-                <w:sz w:val="24"/>
-                <w:szCs w:val="24"/>
-                <w:rtl w:val="0"/>
-              </w:rPr>
-              <w:t xml:space="preserve">[List any processes or activities explicitly excluded from this document]</w:t>
+                <w:color w:val="000000"/>
+                <w:sz w:val="24"/>
+                <w:szCs w:val="24"/>
+                <w:rtl w:val="0"/>
+              </w:rPr>
+              <w:t xml:space="preserve">Live integration with a production ERP/accounting system; document types other than invoice, purchase order, and receipt; OCR of handwritten documents. The RAG “chat with documents” assistant is a working bonus feature (documented in the User Manual), not one of the graded core deliverables.</w:t>
             </w:r>
           </w:p>
         </w:tc>
@@ -3682,14 +3580,12 @@
       <w:r>
         <w:rPr>
           <w:rFonts w:ascii="Times New Roman" w:cs="Times New Roman" w:eastAsia="Times New Roman" w:hAnsi="Times New Roman"/>
-          <w:i w:val="1"/>
-          <w:iCs w:val="1"/>
-          <w:color w:val="000000"/>
-          <w:sz w:val="24"/>
-          <w:szCs w:val="24"/>
-          <w:rtl w:val="0"/>
-        </w:rPr>
-        <w:t xml:space="preserve">Describe how the process currently operates before the new IT/IS system is implemented. Include any pain points, bottlenecks, or inefficiencies.</w:t>
+          <w:color w:val="000000"/>
+          <w:sz w:val="24"/>
+          <w:szCs w:val="24"/>
+          <w:rtl w:val="0"/>
+        </w:rPr>
+        <w:t xml:space="preserve">Before DocExtract, finance/operations staff key each invoice, purchase order, and receipt into the accounting system by hand: reading the printed or scanned document, typing header fields (vendor, date, totals) and every line item, then manually cross-checking that the numbers add up. There is no automated extraction, validation, or audit trail — each document takes several minutes of focused manual work, and mistakes are only caught if someone happens to notice them.</w:t>
       </w:r>
     </w:p>
     <w:p>
@@ -3730,21 +3626,104 @@
     </w:p>
     <w:p>
       <w:pPr>
-        <w:spacing w:line="276" w:lineRule="auto"/>
-        <w:jc w:val="both"/>
+        <w:spacing w:after="60" w:line="276" w:lineRule="auto"/>
+        <w:jc w:val="left"/>
         <w:rPr/>
       </w:pPr>
       <w:r>
         <w:rPr>
           <w:rFonts w:ascii="Times New Roman" w:cs="Times New Roman" w:eastAsia="Times New Roman" w:hAnsi="Times New Roman"/>
-          <w:i w:val="1"/>
-          <w:iCs w:val="1"/>
-          <w:color w:val="000000"/>
-          <w:sz w:val="24"/>
-          <w:szCs w:val="24"/>
-          <w:rtl w:val="0"/>
-        </w:rPr>
-        <w:t xml:space="preserve">Insert As-Is Process Flow Diagram here (Use Case Diagram and Flowchart/Swimlane Diagram)</w:t>
+          <w:color w:val="000000"/>
+          <w:sz w:val="24"/>
+          <w:szCs w:val="24"/>
+          <w:rtl w:val="0"/>
+        </w:rPr>
+        <w:t xml:space="preserve">1. Finance/ops staff receives the physical or scanned document.</w:t>
+      </w:r>
+    </w:p>
+    <w:p>
+      <w:pPr>
+        <w:spacing w:after="60" w:line="276" w:lineRule="auto"/>
+        <w:jc w:val="left"/>
+        <w:rPr/>
+      </w:pPr>
+      <w:r>
+        <w:rPr>
+          <w:rFonts w:ascii="Times New Roman" w:cs="Times New Roman" w:eastAsia="Times New Roman" w:hAnsi="Times New Roman"/>
+          <w:color w:val="000000"/>
+          <w:sz w:val="24"/>
+          <w:szCs w:val="24"/>
+          <w:rtl w:val="0"/>
+        </w:rPr>
+        <w:t xml:space="preserve">2. Staff manually reads the vendor, date, and amount fields.</w:t>
+      </w:r>
+    </w:p>
+    <w:p>
+      <w:pPr>
+        <w:spacing w:after="60" w:line="276" w:lineRule="auto"/>
+        <w:jc w:val="left"/>
+        <w:rPr/>
+      </w:pPr>
+      <w:r>
+        <w:rPr>
+          <w:rFonts w:ascii="Times New Roman" w:cs="Times New Roman" w:eastAsia="Times New Roman" w:hAnsi="Times New Roman"/>
+          <w:color w:val="000000"/>
+          <w:sz w:val="24"/>
+          <w:szCs w:val="24"/>
+          <w:rtl w:val="0"/>
+        </w:rPr>
+        <w:t xml:space="preserve">3. Staff types each field and every line item into a spreadsheet or accounting system.</w:t>
+      </w:r>
+    </w:p>
+    <w:p>
+      <w:pPr>
+        <w:spacing w:after="60" w:line="276" w:lineRule="auto"/>
+        <w:jc w:val="left"/>
+        <w:rPr/>
+      </w:pPr>
+      <w:r>
+        <w:rPr>
+          <w:rFonts w:ascii="Times New Roman" w:cs="Times New Roman" w:eastAsia="Times New Roman" w:hAnsi="Times New Roman"/>
+          <w:color w:val="000000"/>
+          <w:sz w:val="24"/>
+          <w:szCs w:val="24"/>
+          <w:rtl w:val="0"/>
+        </w:rPr>
+        <w:t xml:space="preserve">4. Staff manually re-checks that line items sum to the subtotal and that subtotal plus tax equals the total.</w:t>
+      </w:r>
+    </w:p>
+    <w:p>
+      <w:pPr>
+        <w:spacing w:after="60" w:line="276" w:lineRule="auto"/>
+        <w:jc w:val="left"/>
+        <w:rPr/>
+      </w:pPr>
+      <w:r>
+        <w:rPr>
+          <w:rFonts w:ascii="Times New Roman" w:cs="Times New Roman" w:eastAsia="Times New Roman" w:hAnsi="Times New Roman"/>
+          <w:color w:val="000000"/>
+          <w:sz w:val="24"/>
+          <w:szCs w:val="24"/>
+          <w:rtl w:val="0"/>
+        </w:rPr>
+        <w:t xml:space="preserve">5. Staff files or archives the source document separately from the entered data, with no automatic link between them.</w:t>
+      </w:r>
+    </w:p>
+    <w:p>
+      <w:pPr>
+        <w:spacing w:after="60" w:line="276" w:lineRule="auto"/>
+        <w:jc w:val="left"/>
+        <w:rPr/>
+      </w:pPr>
+      <w:r>
+        <w:rPr>
+          <w:rFonts w:ascii="Times New Roman" w:cs="Times New Roman" w:eastAsia="Times New Roman" w:hAnsi="Times New Roman"/>
+          <w:color w:val="000000"/>
+          <w:sz w:val="24"/>
+          <w:szCs w:val="24"/>
+          <w:rtl w:val="0"/>
+        </w:rPr>
+        <w:t xml:space="preserve">6. Errors are found only through spot checks or when a discrepancy surfaces later (e.g., during reconciliation).</w:t>
       </w:r>
       <w:r>
         <w:rPr>
@@ -3806,14 +3785,12 @@
       <w:r>
         <w:rPr>
           <w:rFonts w:ascii="Times New Roman" w:cs="Times New Roman" w:eastAsia="Times New Roman" w:hAnsi="Times New Roman"/>
-          <w:i w:val="1"/>
-          <w:iCs w:val="1"/>
-          <w:color w:val="000000"/>
-          <w:sz w:val="24"/>
-          <w:szCs w:val="24"/>
-          <w:rtl w:val="0"/>
-        </w:rPr>
-        <w:t xml:space="preserve">[Pain point 1: e.g., Manual data entry is error-prone]</w:t>
+          <w:color w:val="000000"/>
+          <w:sz w:val="24"/>
+          <w:szCs w:val="24"/>
+          <w:rtl w:val="0"/>
+        </w:rPr>
+        <w:t xml:space="preserve">Manual data entry is slow — each document takes several minutes of focused typing, which does not scale as document volume grows.</w:t>
       </w:r>
     </w:p>
     <w:p>
@@ -3837,14 +3814,12 @@
       <w:r>
         <w:rPr>
           <w:rFonts w:ascii="Times New Roman" w:cs="Times New Roman" w:eastAsia="Times New Roman" w:hAnsi="Times New Roman"/>
-          <w:i w:val="1"/>
-          <w:iCs w:val="1"/>
-          <w:color w:val="000000"/>
-          <w:sz w:val="24"/>
-          <w:szCs w:val="24"/>
-          <w:rtl w:val="0"/>
-        </w:rPr>
-        <w:t xml:space="preserve">[Pain point 2: e.g., No real-time status visibility]</w:t>
+          <w:color w:val="000000"/>
+          <w:sz w:val="24"/>
+          <w:szCs w:val="24"/>
+          <w:rtl w:val="0"/>
+        </w:rPr>
+        <w:t xml:space="preserve">The process is error-prone — transposed digits, misread Indonesian dot-thousands amounts (e.g., misreading Rp 240.000 as 240), and missed arithmetic mismatches are common.</w:t>
       </w:r>
     </w:p>
     <w:p>
@@ -3868,14 +3843,12 @@
       <w:r>
         <w:rPr>
           <w:rFonts w:ascii="Times New Roman" w:cs="Times New Roman" w:eastAsia="Times New Roman" w:hAnsi="Times New Roman"/>
-          <w:i w:val="1"/>
-          <w:iCs w:val="1"/>
-          <w:color w:val="000000"/>
-          <w:sz w:val="24"/>
-          <w:szCs w:val="24"/>
-          <w:rtl w:val="0"/>
-        </w:rPr>
-        <w:t xml:space="preserve">[Pain point 3: e.g., Approval process takes too long]</w:t>
+          <w:color w:val="000000"/>
+          <w:sz w:val="24"/>
+          <w:szCs w:val="24"/>
+          <w:rtl w:val="0"/>
+        </w:rPr>
+        <w:t xml:space="preserve">There is no validation or audit trail — mistakes are caught late, if at all, and there is no record of who entered or corrected which field. Cost also scales linearly with volume, since every document requires the same manual effort regardless of whether it has issues.</w:t>
       </w:r>
     </w:p>
     <w:p>
@@ -3996,14 +3969,12 @@
       <w:r>
         <w:rPr>
           <w:rFonts w:ascii="Times New Roman" w:cs="Times New Roman" w:eastAsia="Times New Roman" w:hAnsi="Times New Roman"/>
-          <w:i w:val="1"/>
-          <w:iCs w:val="1"/>
-          <w:color w:val="000000"/>
-          <w:sz w:val="24"/>
-          <w:szCs w:val="24"/>
-          <w:rtl w:val="0"/>
-        </w:rPr>
-        <w:t xml:space="preserve">Describe how the process will operate after the new IT/IS system is implemented. Focus on improvements and automation introduced by the system.</w:t>
+          <w:color w:val="000000"/>
+          <w:sz w:val="24"/>
+          <w:szCs w:val="24"/>
+          <w:rtl w:val="0"/>
+        </w:rPr>
+        <w:t xml:space="preserve">With DocExtract, a user uploads a document and a local multimodal vision model (Qwen3-VL-4B, served by LM Studio) extracts the header and line-item fields directly from the image — no manual typing and no separate OCR step. Business-rule validation immediately checks the extracted data (required fields, arithmetic reconciliation, PPN 11% tax rate, date/currency format) and flags any issues. A staff reviewer only needs to look closely at flagged documents — correcting fields in a review screen that shows the source document beside the editable data — before approving for export. Approved records are exported to CSV/JSON and posted to a mock downstream API, with every action (upload, correction, approval, rejection) captured in an audit log.</w:t>
       </w:r>
     </w:p>
     <w:p>
@@ -4047,21 +4018,104 @@
     </w:p>
     <w:p>
       <w:pPr>
-        <w:spacing w:line="276" w:lineRule="auto"/>
-        <w:jc w:val="both"/>
+        <w:spacing w:after="60" w:line="276" w:lineRule="auto"/>
+        <w:jc w:val="left"/>
         <w:rPr/>
       </w:pPr>
       <w:r>
         <w:rPr>
           <w:rFonts w:ascii="Times New Roman" w:cs="Times New Roman" w:eastAsia="Times New Roman" w:hAnsi="Times New Roman"/>
-          <w:i w:val="1"/>
-          <w:iCs w:val="1"/>
-          <w:color w:val="000000"/>
-          <w:sz w:val="24"/>
-          <w:szCs w:val="24"/>
-          <w:rtl w:val="0"/>
-        </w:rPr>
-        <w:t xml:space="preserve">Insert To-Be Process Flow Diagram here (Use Case Diagram and Flowchart/Swimlane Diagram)</w:t>
+          <w:color w:val="000000"/>
+          <w:sz w:val="24"/>
+          <w:szCs w:val="24"/>
+          <w:rtl w:val="0"/>
+        </w:rPr>
+        <w:t xml:space="preserve">1. User uploads a document (single or batch) through the Upload page and selects its type.</w:t>
+      </w:r>
+    </w:p>
+    <w:p>
+      <w:pPr>
+        <w:spacing w:after="60" w:line="276" w:lineRule="auto"/>
+        <w:jc w:val="left"/>
+        <w:rPr/>
+      </w:pPr>
+      <w:r>
+        <w:rPr>
+          <w:rFonts w:ascii="Times New Roman" w:cs="Times New Roman" w:eastAsia="Times New Roman" w:hAnsi="Times New Roman"/>
+          <w:color w:val="000000"/>
+          <w:sz w:val="24"/>
+          <w:szCs w:val="24"/>
+          <w:rtl w:val="0"/>
+        </w:rPr>
+        <w:t xml:space="preserve">2. The backend renders the document and sends it to the local vision model for extraction.</w:t>
+      </w:r>
+    </w:p>
+    <w:p>
+      <w:pPr>
+        <w:spacing w:after="60" w:line="276" w:lineRule="auto"/>
+        <w:jc w:val="left"/>
+        <w:rPr/>
+      </w:pPr>
+      <w:r>
+        <w:rPr>
+          <w:rFonts w:ascii="Times New Roman" w:cs="Times New Roman" w:eastAsia="Times New Roman" w:hAnsi="Times New Roman"/>
+          <w:color w:val="000000"/>
+          <w:sz w:val="24"/>
+          <w:szCs w:val="24"/>
+          <w:rtl w:val="0"/>
+        </w:rPr>
+        <w:t xml:space="preserve">3. The system runs business-rule validation and assigns a status (extracted, in_review, or flagged) and a confidence score.</w:t>
+      </w:r>
+    </w:p>
+    <w:p>
+      <w:pPr>
+        <w:spacing w:after="60" w:line="276" w:lineRule="auto"/>
+        <w:jc w:val="left"/>
+        <w:rPr/>
+      </w:pPr>
+      <w:r>
+        <w:rPr>
+          <w:rFonts w:ascii="Times New Roman" w:cs="Times New Roman" w:eastAsia="Times New Roman" w:hAnsi="Times New Roman"/>
+          <w:color w:val="000000"/>
+          <w:sz w:val="24"/>
+          <w:szCs w:val="24"/>
+          <w:rtl w:val="0"/>
+        </w:rPr>
+        <w:t xml:space="preserve">4. A staff reviewer opens flagged/in-review documents, corrects any fields, and clicks Approve &amp; Export or Reject.</w:t>
+      </w:r>
+    </w:p>
+    <w:p>
+      <w:pPr>
+        <w:spacing w:after="60" w:line="276" w:lineRule="auto"/>
+        <w:jc w:val="left"/>
+        <w:rPr/>
+      </w:pPr>
+      <w:r>
+        <w:rPr>
+          <w:rFonts w:ascii="Times New Roman" w:cs="Times New Roman" w:eastAsia="Times New Roman" w:hAnsi="Times New Roman"/>
+          <w:color w:val="000000"/>
+          <w:sz w:val="24"/>
+          <w:szCs w:val="24"/>
+          <w:rtl w:val="0"/>
+        </w:rPr>
+        <w:t xml:space="preserve">5. Approved documents are exported as CSV/JSON and posted to the mock downstream API; every action is recorded in the audit log.</w:t>
+      </w:r>
+    </w:p>
+    <w:p>
+      <w:pPr>
+        <w:spacing w:after="60" w:line="276" w:lineRule="auto"/>
+        <w:jc w:val="left"/>
+        <w:rPr/>
+      </w:pPr>
+      <w:r>
+        <w:rPr>
+          <w:rFonts w:ascii="Times New Roman" w:cs="Times New Roman" w:eastAsia="Times New Roman" w:hAnsi="Times New Roman"/>
+          <w:color w:val="000000"/>
+          <w:sz w:val="24"/>
+          <w:szCs w:val="24"/>
+          <w:rtl w:val="0"/>
+        </w:rPr>
+        <w:t xml:space="preserve">6. Admins monitor accuracy (via the evaluation harness), tune validation settings (PPN rate, tolerances), and manage users from the admin dashboard.</w:t>
       </w:r>
       <w:r>
         <w:rPr>
@@ -4124,7 +4178,7 @@
           <w:szCs w:val="24"/>
           <w:rtl w:val="0"/>
         </w:rPr>
-        <w:t xml:space="preserve">[Improvement 1: e.g., Automated data validation reduces errors]</w:t>
+        <w:t xml:space="preserve">Automated data validation reduces errors — arithmetic and format checks catch mistakes the moment a document is extracted, not weeks later.</w:t>
       </w:r>
     </w:p>
     <w:p>
@@ -4150,7 +4204,7 @@
           <w:szCs w:val="24"/>
           <w:rtl w:val="0"/>
         </w:rPr>
-        <w:t xml:space="preserve">[Improvement 2: e.g., Real-time dashboard for status tracking]</w:t>
+        <w:t xml:space="preserve">Human review is targeted, not universal — staff only correct documents that are actually flagged, cutting review time dramatically.</w:t>
       </w:r>
     </w:p>
     <w:p>
@@ -4176,7 +4230,7 @@
           <w:szCs w:val="24"/>
           <w:rtl w:val="0"/>
         </w:rPr>
-        <w:t xml:space="preserve">[Improvement 3: e.g., Digital approval workflow reduces cycle time]</w:t>
+        <w:t xml:space="preserve">Every action is auditable, and the business case estimates roughly 90% lower per-document cost with a payback period of about three months versus fully manual entry (see docs/BUSINESS_CASE.md).</w:t>
       </w:r>
     </w:p>
     <w:p>
@@ -4246,13 +4300,7 @@
         <w:rPr>
           <w:rtl w:val="0"/>
         </w:rPr>
-        <w:t xml:space="preserve">V. </w:t>
-      </w:r>
-      <w:r>
-        <w:rPr>
-          <w:rtl w:val="0"/>
-        </w:rPr>
-        <w:t xml:space="preserve">Roles &amp; Responsibilities</w:t>
+        <w:t>V. Roles &amp; Responsibilities</w:t>
       </w:r>
     </w:p>
     <w:p>
@@ -4582,7 +4630,7 @@
                 <w:szCs w:val="24"/>
                 <w:rtl w:val="0"/>
               </w:rPr>
-              <w:t xml:space="preserve">[Role 1]</w:t>
+              <w:t xml:space="preserve">User</w:t>
             </w:r>
           </w:p>
         </w:tc>
@@ -4615,7 +4663,7 @@
                 <w:szCs w:val="24"/>
                 <w:rtl w:val="0"/>
               </w:rPr>
-              <w:t xml:space="preserve">[Department]</w:t>
+              <w:t xml:space="preserve">Finance / Operations</w:t>
             </w:r>
           </w:p>
         </w:tc>
@@ -4648,7 +4696,7 @@
                 <w:szCs w:val="24"/>
                 <w:rtl w:val="0"/>
               </w:rPr>
-              <w:t xml:space="preserve">[Describe responsibility]</w:t>
+              <w:t xml:space="preserve">Upload invoices, purchase orders, and receipts; view the status and extracted results of their own uploads.</w:t>
             </w:r>
           </w:p>
         </w:tc>
@@ -4681,7 +4729,7 @@
                 <w:szCs w:val="24"/>
                 <w:rtl w:val="0"/>
               </w:rPr>
-              <w:t xml:space="preserve">[Admin / User / Read-Only]</w:t>
+              <w:t xml:space="preserve">User</w:t>
             </w:r>
           </w:p>
         </w:tc>
@@ -4720,7 +4768,7 @@
                 <w:szCs w:val="24"/>
                 <w:rtl w:val="0"/>
               </w:rPr>
-              <w:t xml:space="preserve">[Role 2]</w:t>
+              <w:t xml:space="preserve">Staff</w:t>
             </w:r>
           </w:p>
         </w:tc>
@@ -4753,7 +4801,7 @@
                 <w:szCs w:val="24"/>
                 <w:rtl w:val="0"/>
               </w:rPr>
-              <w:t xml:space="preserve">[Department]</w:t>
+              <w:t xml:space="preserve">Finance / Operations</w:t>
             </w:r>
           </w:p>
         </w:tc>
@@ -4786,7 +4834,7 @@
                 <w:szCs w:val="24"/>
                 <w:rtl w:val="0"/>
               </w:rPr>
-              <w:t xml:space="preserve">[Describe responsibility]</w:t>
+              <w:t xml:space="preserve">Review flagged/in-review documents, correct extracted fields, and approve or reject them for export.</w:t>
             </w:r>
           </w:p>
         </w:tc>
@@ -4819,7 +4867,7 @@
                 <w:szCs w:val="24"/>
                 <w:rtl w:val="0"/>
               </w:rPr>
-              <w:t xml:space="preserve">[Admin / User / Read-Only]</w:t>
+              <w:t xml:space="preserve">User (Reviewer)</w:t>
             </w:r>
           </w:p>
         </w:tc>
@@ -4858,7 +4906,7 @@
                 <w:szCs w:val="24"/>
                 <w:rtl w:val="0"/>
               </w:rPr>
-              <w:t xml:space="preserve">[Role 3]</w:t>
+              <w:t xml:space="preserve">Admin</w:t>
             </w:r>
           </w:p>
         </w:tc>
@@ -4891,7 +4939,7 @@
                 <w:szCs w:val="24"/>
                 <w:rtl w:val="0"/>
               </w:rPr>
-              <w:t xml:space="preserve">[Department]</w:t>
+              <w:t xml:space="preserve">IT / Project Administration</w:t>
             </w:r>
           </w:p>
         </w:tc>
@@ -4924,7 +4972,7 @@
                 <w:szCs w:val="24"/>
                 <w:rtl w:val="0"/>
               </w:rPr>
-              <w:t xml:space="preserve">[Describe responsibility]</w:t>
+              <w:t xml:space="preserve">Manage user accounts, configure validation rules (PPN rate, tolerances, confidence threshold), run accuracy evaluations, and review the audit log.</w:t>
             </w:r>
           </w:p>
         </w:tc>
@@ -4957,7 +5005,7 @@
                 <w:szCs w:val="24"/>
                 <w:rtl w:val="0"/>
               </w:rPr>
-              <w:t xml:space="preserve">[Admin / User / Read-Only]</w:t>
+              <w:t xml:space="preserve">Admin</w:t>
             </w:r>
           </w:p>
         </w:tc>
@@ -5046,7 +5094,7 @@
         <w:szCs w:val="20"/>
         <w:rtl w:val="0"/>
       </w:rPr>
-      <w:t xml:space="preserve">[Project Name]</w:t>
+      <w:t xml:space="preserve">DocExtract</w:t>
     </w:r>
   </w:p>
 </w:hdr>

--- a/Works/2.Business Process Document.docx
+++ b/Works/2.Business Process Document.docx
@@ -132,7 +132,7 @@
           <w:szCs w:val="28"/>
           <w:rtl w:val="0"/>
         </w:rPr>
-        <w:t xml:space="preserve">Version 1.0  |  08/07/2026  |  Software Engineering</w:t>
+        <w:t>Version 1.1  |  30/07/2026  |  Software Engineering</w:t>
       </w:r>
       <w:r>
         <w:rPr>
@@ -415,25 +415,13 @@
             <w:vAlign w:val="top"/>
           </w:tcPr>
           <w:p>
-            <w:pPr>
-              <w:spacing w:after="0" w:before="0" w:line="276" w:lineRule="auto"/>
-              <w:jc w:val="center"/>
-              <w:rPr>
-                <w:rFonts w:ascii="Times New Roman" w:cs="Times New Roman" w:eastAsia="Times New Roman" w:hAnsi="Times New Roman"/>
-                <w:color w:val="000000"/>
-                <w:sz w:val="24"/>
-                <w:szCs w:val="24"/>
-              </w:rPr>
-            </w:pPr>
-            <w:r>
-              <w:rPr>
-                <w:rFonts w:ascii="Times New Roman" w:cs="Times New Roman" w:eastAsia="Times New Roman" w:hAnsi="Times New Roman"/>
-                <w:color w:val="000000"/>
-                <w:sz w:val="24"/>
-                <w:szCs w:val="24"/>
-                <w:rtl w:val="0"/>
-              </w:rPr>
-              <w:t xml:space="preserve">1.0</w:t>
+            <w:r/>
+            <w:r>
+              <w:rPr>
+                <w:rFonts w:ascii="Times New Roman" w:hAnsi="Times New Roman"/>
+                <w:sz w:val="20"/>
+              </w:rPr>
+              <w:t>1.1</w:t>
             </w:r>
           </w:p>
         </w:tc>
@@ -449,25 +437,13 @@
             <w:vAlign w:val="top"/>
           </w:tcPr>
           <w:p>
-            <w:pPr>
-              <w:spacing w:after="0" w:before="0" w:line="276" w:lineRule="auto"/>
-              <w:jc w:val="center"/>
-              <w:rPr>
-                <w:rFonts w:ascii="Times New Roman" w:cs="Times New Roman" w:eastAsia="Times New Roman" w:hAnsi="Times New Roman"/>
-                <w:color w:val="000000"/>
-                <w:sz w:val="24"/>
-                <w:szCs w:val="24"/>
-              </w:rPr>
-            </w:pPr>
-            <w:r>
-              <w:rPr>
-                <w:rFonts w:ascii="Times New Roman" w:cs="Times New Roman" w:eastAsia="Times New Roman" w:hAnsi="Times New Roman"/>
-                <w:color w:val="000000"/>
-                <w:sz w:val="24"/>
-                <w:szCs w:val="24"/>
-                <w:rtl w:val="0"/>
-              </w:rPr>
-              <w:t xml:space="preserve">08/07/2026</w:t>
+            <w:r/>
+            <w:r>
+              <w:rPr>
+                <w:rFonts w:ascii="Times New Roman" w:hAnsi="Times New Roman"/>
+                <w:sz w:val="20"/>
+              </w:rPr>
+              <w:t>30/07/2026</w:t>
             </w:r>
           </w:p>
         </w:tc>
@@ -2611,7 +2587,7 @@
           <w:szCs w:val="24"/>
           <w:rtl w:val="0"/>
         </w:rPr>
-        <w:t xml:space="preserve">This document covers the end-to-end handling of three document types — invoices, purchase orders, and receipts — from upload through data extraction, business-rule validation, human review and approval, to export as CSV/JSON and delivery to a downstream (mock) API. It applies to the finance/operations data-entry function and to the user, staff, and admin roles defined in the DocExtract system. Out of scope: contract documents, non-Indonesian-currency transactions, and integration with a live production ERP (a mock API stands in for this project).</w:t>
+        <w:t>This document covers the end-to-end handling of three document types - invoices, purchase orders, and receipts - from upload through data extraction, business-rule validation, human review, admin approval, and archiving, to export as CSV/JSON per document or as a PDF, Word, Excel, CSV or JSON report over any date range, plus delivery to a mock downstream API.</w:t>
       </w:r>
     </w:p>
     <w:p>
@@ -2886,7 +2862,7 @@
           <w:szCs w:val="24"/>
           <w:rtl w:val="0"/>
         </w:rPr>
-        <w:t xml:space="preserve">AI_Project4.pdf — original project brief (Intelligent Document Processing, Extraction &amp; Automation); CLAUDE.md — team technical decisions (tech stack and architecture); docs/PROJECT_SUMMARY.md — project summary and deliverable status; docs/BUSINESS_CASE.md — cost-benefit analysis (deliverable #6); backend/app/schemas.py and validation.py — extraction schema and validation rule definitions.</w:t>
+        <w:t>AI_Project4.pdf - original project brief (Intelligent Document Processing, Extraction &amp; Automation); CLAUDE.md - team technical decisions (tech stack and architecture); docs/PROJECT_SUMMARY.md - project summary and deliverable status; docs/BUSINESS_CASE.md - cost-benefit analysis (deliverable #6); backend/app/schemas.py and validation.py - extraction schema and validation rule definitions.</w:t>
       </w:r>
     </w:p>
     <w:p>
@@ -3339,38 +3315,13 @@
             <w:vAlign w:val="top"/>
           </w:tcPr>
           <w:p>
-            <w:pPr>
-              <w:keepNext w:val="0"/>
-              <w:keepLines w:val="0"/>
-              <w:pageBreakBefore w:val="0"/>
-              <w:widowControl w:val="0"/>
-              <w:pBdr>
-                <w:top w:space="0" w:sz="0" w:val="nil"/>
-                <w:left w:space="0" w:sz="0" w:val="nil"/>
-                <w:bottom w:space="0" w:sz="0" w:val="nil"/>
-                <w:right w:space="0" w:sz="0" w:val="nil"/>
-                <w:between w:space="0" w:sz="0" w:val="nil"/>
-              </w:pBdr>
-              <w:shd w:fill="auto" w:val="clear"/>
-              <w:spacing w:after="0" w:before="0" w:line="240" w:lineRule="auto"/>
-              <w:ind w:left="0" w:right="0" w:firstLine="0"/>
-              <w:jc w:val="left"/>
-              <w:rPr>
-                <w:rFonts w:ascii="Times New Roman" w:cs="Times New Roman" w:eastAsia="Times New Roman" w:hAnsi="Times New Roman"/>
-                <w:color w:val="000000"/>
-                <w:sz w:val="24"/>
-                <w:szCs w:val="24"/>
-              </w:rPr>
-            </w:pPr>
-            <w:r>
-              <w:rPr>
-                <w:rFonts w:ascii="Times New Roman" w:cs="Times New Roman" w:eastAsia="Times New Roman" w:hAnsi="Times New Roman"/>
-                <w:color w:val="000000"/>
-                <w:sz w:val="24"/>
-                <w:szCs w:val="24"/>
-                <w:rtl w:val="0"/>
-              </w:rPr>
-              <w:t xml:space="preserve">The document is approved and exported (CSV/JSON + mock API), or rejected by a staff reviewer.</w:t>
+            <w:r/>
+            <w:r>
+              <w:rPr>
+                <w:rFonts w:ascii="Times New Roman" w:hAnsi="Times New Roman"/>
+                <w:sz w:val="20"/>
+              </w:rPr>
+              <w:t>An admin approves the document - it is stamped, posted to the mock downstream API, and filed in the Archive, from where it can be exported - or an admin rejects it, and it never leaves the system.</w:t>
             </w:r>
           </w:p>
         </w:tc>
@@ -3585,7 +3536,7 @@
           <w:szCs w:val="24"/>
           <w:rtl w:val="0"/>
         </w:rPr>
-        <w:t xml:space="preserve">Before DocExtract, finance/operations staff key each invoice, purchase order, and receipt into the accounting system by hand: reading the printed or scanned document, typing header fields (vendor, date, totals) and every line item, then manually cross-checking that the numbers add up. There is no automated extraction, validation, or audit trail — each document takes several minutes of focused manual work, and mistakes are only caught if someone happens to notice them.</w:t>
+        <w:t>Before DocExtract, finance/operations staff key each invoice, purchase order, and receipt into the accounting system by hand: reading the printed or scanned document, typing header fields (vendor, date, totals) and every line item, then manually cross-checking that the numbers add up. There is no automated extraction, validation, or audit trail - each document takes several minutes of focused manual work, and mistakes are only caught if someone happens to notice them.</w:t>
       </w:r>
     </w:p>
     <w:p>
@@ -3790,7 +3741,7 @@
           <w:szCs w:val="24"/>
           <w:rtl w:val="0"/>
         </w:rPr>
-        <w:t xml:space="preserve">Manual data entry is slow — each document takes several minutes of focused typing, which does not scale as document volume grows.</w:t>
+        <w:t>Manual data entry is slow - each document takes several minutes of focused typing, which does not scale as document volume grows.</w:t>
       </w:r>
     </w:p>
     <w:p>
@@ -3819,7 +3770,7 @@
           <w:szCs w:val="24"/>
           <w:rtl w:val="0"/>
         </w:rPr>
-        <w:t xml:space="preserve">The process is error-prone — transposed digits, misread Indonesian dot-thousands amounts (e.g., misreading Rp 240.000 as 240), and missed arithmetic mismatches are common.</w:t>
+        <w:t>The process is error-prone - transposed digits, misread Indonesian dot-thousands amounts (e.g., misreading Rp 240.000 as 240), and missed arithmetic mismatches are common.</w:t>
       </w:r>
     </w:p>
     <w:p>
@@ -3848,7 +3799,7 @@
           <w:szCs w:val="24"/>
           <w:rtl w:val="0"/>
         </w:rPr>
-        <w:t xml:space="preserve">There is no validation or audit trail — mistakes are caught late, if at all, and there is no record of who entered or corrected which field. Cost also scales linearly with volume, since every document requires the same manual effort regardless of whether it has issues.</w:t>
+        <w:t>There is no validation or audit trail - mistakes are caught late, if at all, and there is no record of who entered or corrected which field. Cost also scales linearly with volume, since every document requires the same manual effort regardless of whether it has issues.</w:t>
       </w:r>
     </w:p>
     <w:p>
@@ -3974,7 +3925,7 @@
           <w:szCs w:val="24"/>
           <w:rtl w:val="0"/>
         </w:rPr>
-        <w:t xml:space="preserve">With DocExtract, a user uploads a document and a local multimodal vision model (Qwen3-VL-4B, served by LM Studio) extracts the header and line-item fields directly from the image — no manual typing and no separate OCR step. Business-rule validation immediately checks the extracted data (required fields, arithmetic reconciliation, PPN 11% tax rate, date/currency format) and flags any issues. A staff reviewer only needs to look closely at flagged documents — correcting fields in a review screen that shows the source document beside the editable data — before approving for export. Approved records are exported to CSV/JSON and posted to a mock downstream API, with every action (upload, correction, approval, rejection) captured in an audit log.</w:t>
+        <w:t>With DocExtract, a user uploads a document and a local multimodal vision model (Qwen3-VL-4B, served by LM Studio) extracts the header and line-item fields directly from the image - no manual typing and no separate OCR step. Business-rule validation immediately checks the extracted data (required fields, arithmetic reconciliation, PPN 11% tax rate, date/currency format) and flags any issues. A staff reviewer only needs to look closely at flagged documents - correcting fields in a review screen that shows the source document beside the editable data - before approving for export. Approved records are exported to CSV/JSON and posted to a mock downstream API, with every action (upload, correction, approval, rejection) captured in an audit log.</w:t>
       </w:r>
     </w:p>
     <w:p>
@@ -4081,7 +4032,7 @@
           <w:szCs w:val="24"/>
           <w:rtl w:val="0"/>
         </w:rPr>
-        <w:t xml:space="preserve">4. A staff reviewer opens flagged/in-review documents, corrects any fields, and clicks Approve &amp; Export or Reject.</w:t>
+        <w:t>4. A staff reviewer opens flagged/in-review documents and corrects any fields; validation re-runs as each value changes. Staff cannot approve or reject - that decision is reserved for an admin, so the person who edits the data is never the person who releases it.</w:t>
       </w:r>
     </w:p>
     <w:p>
@@ -4098,7 +4049,16 @@
           <w:szCs w:val="24"/>
           <w:rtl w:val="0"/>
         </w:rPr>
-        <w:t xml:space="preserve">5. Approved documents are exported as CSV/JSON and posted to the mock downstream API; every action is recorded in the audit log.</w:t>
+        <w:t>5. An admin reviews the corrected document and clicks Approve &amp; Export, or Reject. Approval stamps the approval time, posts the record to the mock downstream API, and files the document in the Archive under the date it was approved.</w:t>
+      </w:r>
+    </w:p>
+    <w:p>
+      <w:r>
+        <w:rPr>
+          <w:rFonts w:ascii="Times New Roman" w:hAnsi="Times New Roman"/>
+          <w:sz w:val="24"/>
+        </w:rPr>
+        <w:t>6. Approved documents can be exported individually as CSV/JSON, or a whole period can be exported from the Archive - a full year, a range of months, or a range of dates - as PDF, Word, Excel, CSV or JSON. Only approved documents ever leave the system, and every export is attributed in the audit log.</w:t>
       </w:r>
     </w:p>
     <w:p>
@@ -4115,7 +4075,7 @@
           <w:szCs w:val="24"/>
           <w:rtl w:val="0"/>
         </w:rPr>
-        <w:t xml:space="preserve">6. Admins monitor accuracy (via the evaluation harness), tune validation settings (PPN rate, tolerances), and manage users from the admin dashboard.</w:t>
+        <w:t>7. Admins monitor accuracy (via the evaluation harness), tune validation settings (PPN rate, tolerance, confidence threshold), manage user accounts, and review the audit log. Every upload, correction, approval, rejection and export is recorded there.</w:t>
       </w:r>
       <w:r>
         <w:rPr>
@@ -4178,7 +4138,7 @@
           <w:szCs w:val="24"/>
           <w:rtl w:val="0"/>
         </w:rPr>
-        <w:t xml:space="preserve">Automated data validation reduces errors — arithmetic and format checks catch mistakes the moment a document is extracted, not weeks later.</w:t>
+        <w:t>Automated data validation reduces errors - arithmetic and format checks catch mistakes the moment a document is extracted, not weeks later.</w:t>
       </w:r>
     </w:p>
     <w:p>
@@ -4204,7 +4164,7 @@
           <w:szCs w:val="24"/>
           <w:rtl w:val="0"/>
         </w:rPr>
-        <w:t xml:space="preserve">Human review is targeted, not universal — staff only correct documents that are actually flagged, cutting review time dramatically.</w:t>
+        <w:t>Human review is targeted, not universal - staff only correct documents that are actually flagged, cutting review time dramatically.</w:t>
       </w:r>
     </w:p>
     <w:p>
@@ -4817,24 +4777,13 @@
             <w:vAlign w:val="top"/>
           </w:tcPr>
           <w:p>
-            <w:pPr>
-              <w:spacing w:line="276" w:lineRule="auto"/>
-              <w:rPr>
-                <w:rFonts w:ascii="Times New Roman" w:cs="Times New Roman" w:eastAsia="Times New Roman" w:hAnsi="Times New Roman"/>
-                <w:color w:val="000000"/>
-                <w:sz w:val="24"/>
-                <w:szCs w:val="24"/>
-              </w:rPr>
-            </w:pPr>
-            <w:r>
-              <w:rPr>
-                <w:rFonts w:ascii="Times New Roman" w:cs="Times New Roman" w:eastAsia="Times New Roman" w:hAnsi="Times New Roman"/>
-                <w:color w:val="000000"/>
-                <w:sz w:val="24"/>
-                <w:szCs w:val="24"/>
-                <w:rtl w:val="0"/>
-              </w:rPr>
-              <w:t xml:space="preserve">Review flagged/in-review documents, correct extracted fields, and approve or reject them for export.</w:t>
+            <w:r/>
+            <w:r>
+              <w:rPr>
+                <w:rFonts w:ascii="Times New Roman" w:hAnsi="Times New Roman"/>
+                <w:sz w:val="20"/>
+              </w:rPr>
+              <w:t>Review flagged/in-review documents and correct extracted fields. Browse and export the Archive. Cannot approve or reject - that is an admin decision.</w:t>
             </w:r>
           </w:p>
         </w:tc>
@@ -4955,24 +4904,13 @@
             <w:vAlign w:val="top"/>
           </w:tcPr>
           <w:p>
-            <w:pPr>
-              <w:spacing w:line="276" w:lineRule="auto"/>
-              <w:rPr>
-                <w:rFonts w:ascii="Times New Roman" w:cs="Times New Roman" w:eastAsia="Times New Roman" w:hAnsi="Times New Roman"/>
-                <w:color w:val="000000"/>
-                <w:sz w:val="24"/>
-                <w:szCs w:val="24"/>
-              </w:rPr>
-            </w:pPr>
-            <w:r>
-              <w:rPr>
-                <w:rFonts w:ascii="Times New Roman" w:cs="Times New Roman" w:eastAsia="Times New Roman" w:hAnsi="Times New Roman"/>
-                <w:color w:val="000000"/>
-                <w:sz w:val="24"/>
-                <w:szCs w:val="24"/>
-                <w:rtl w:val="0"/>
-              </w:rPr>
-              <w:t xml:space="preserve">Manage user accounts, configure validation rules (PPN rate, tolerances, confidence threshold), run accuracy evaluations, and review the audit log.</w:t>
+            <w:r/>
+            <w:r>
+              <w:rPr>
+                <w:rFonts w:ascii="Times New Roman" w:hAnsi="Times New Roman"/>
+                <w:sz w:val="20"/>
+              </w:rPr>
+              <w:t>Everything staff can do, plus the only right to approve or reject a document and to delete one. Manage user accounts, configure validation rules (PPN rate, tolerance, confidence threshold), run accuracy evaluations, and review the audit log.</w:t>
             </w:r>
           </w:p>
         </w:tc>
